--- a/fra/docx/39.content.docx
+++ b/fra/docx/39.content.docx
@@ -19,7 +19,7 @@
         <w:rPr>
           <w:lang w:val="fr_FR" w:bidi="fr_FR"/>
         </w:rPr>
-        <w:t>Resource: Notes d'étude - Introductions aux livres (Tyndale)</w:t>
+        <w:t>Resource: Tyndale Open Study Notes</w:t>
       </w:r>
       <w:r>
         <w:rPr>
@@ -112,7 +112,7 @@
         <w:rPr>
           <w:lang w:val="fr_FR" w:bidi="fr_FR"/>
         </w:rPr>
-        <w:t>Notes d'étude - Introductions aux livres (Tyndale)</w:t>
+        <w:t>Tyndale Open Study Notes</w:t>
       </w:r>
     </w:p>
     <w:p>

--- a/fra/docx/39.content.docx
+++ b/fra/docx/39.content.docx
@@ -19,7 +19,7 @@
         <w:rPr>
           <w:lang w:val="fr_FR" w:bidi="fr_FR"/>
         </w:rPr>
-        <w:t>Resource: Tyndale Open Study Notes</w:t>
+        <w:t>Resource: Aquifer Open Study Notes (Book Intros)</w:t>
       </w:r>
       <w:r>
         <w:rPr>
@@ -112,7 +112,7 @@
         <w:rPr>
           <w:lang w:val="fr_FR" w:bidi="fr_FR"/>
         </w:rPr>
-        <w:t>Tyndale Open Study Notes</w:t>
+        <w:t>Aquifer Open Study Notes (Book Intros)</w:t>
       </w:r>
     </w:p>
     <w:p>

--- a/fra/docx/39.content.docx
+++ b/fra/docx/39.content.docx
@@ -233,18 +233,12 @@
         </w:rPr>
         <w:t>Malachie exerce un ministère à multiples facettes. Pasteur sensible, il témoigne de l'amour de Dieu à un peuple découragé. En tant que sage théologien, il instruit le peuple de Juda sur les doctrines fondamentales mettant en avant la nature de Dieu. En tant que prophète intransigeant, il réprimande les sacrificateurs corrompus et les avertit du jugement de Dieu. En tant que mentor spirituel, il exhorte son peuple à une adoration plus sincère et les engage à vivre selon les règles éthiques de l'alliance de Dieu. Enfin, Malachie transmet la parole simple mais vitale de Dieu à Israël : « Je vous ai aimés » (</w:t>
       </w:r>
-      <w:hyperlink r:id="rId13">
-        <w:r>
-          <w:rPr>
-            <w:lang w:val="fr_FR" w:bidi="fr_FR"/>
-          </w:rPr>
-          <w:rPr>
-            <w:color w:val="0000EE"/>
-            <w:u w:val="single"/>
-          </w:rPr>
-          <w:t>1.2</w:t>
-        </w:r>
-      </w:hyperlink>
+      <w:r>
+        <w:rPr>
+          <w:lang w:val="fr_FR" w:bidi="fr_FR"/>
+        </w:rPr>
+        <w:t>1.2</w:t>
+      </w:r>
       <w:r>
         <w:rPr>
           <w:lang w:val="fr_FR" w:bidi="fr_FR"/>
@@ -317,108 +311,72 @@
         </w:rPr>
         <w:t>Malachie confronte un peuple enclin au cynisme religieux, au scepticisme politique et au désenchantement spirituel. Ils s'attendent à la prospérité (</w:t>
       </w:r>
-      <w:hyperlink r:id="rId14">
-        <w:r>
-          <w:rPr>
-            <w:lang w:val="fr_FR" w:bidi="fr_FR"/>
-          </w:rPr>
-          <w:rPr>
-            <w:color w:val="0000EE"/>
-            <w:u w:val="single"/>
-          </w:rPr>
-          <w:t>Ag 2.7</w:t>
-        </w:r>
-      </w:hyperlink>
+      <w:r>
+        <w:rPr>
+          <w:lang w:val="fr_FR" w:bidi="fr_FR"/>
+        </w:rPr>
+        <w:t>Ag 2.7</w:t>
+      </w:r>
       <w:r>
         <w:rPr>
           <w:lang w:val="fr_FR" w:bidi="fr_FR"/>
         </w:rPr>
         <w:t xml:space="preserve">, </w:t>
       </w:r>
-      <w:hyperlink r:id="rId15">
-        <w:r>
-          <w:rPr>
-            <w:lang w:val="fr_FR" w:bidi="fr_FR"/>
-          </w:rPr>
-          <w:rPr>
-            <w:color w:val="0000EE"/>
-            <w:u w:val="single"/>
-          </w:rPr>
-          <w:t>18–19</w:t>
-        </w:r>
-      </w:hyperlink>
+      <w:r>
+        <w:rPr>
+          <w:lang w:val="fr_FR" w:bidi="fr_FR"/>
+        </w:rPr>
+        <w:t>18–19</w:t>
+      </w:r>
       <w:r>
         <w:rPr>
           <w:lang w:val="fr_FR" w:bidi="fr_FR"/>
         </w:rPr>
         <w:t>), à un roi de la lignée de David (</w:t>
       </w:r>
-      <w:hyperlink r:id="rId16">
-        <w:r>
-          <w:rPr>
-            <w:lang w:val="fr_FR" w:bidi="fr_FR"/>
-          </w:rPr>
-          <w:rPr>
-            <w:color w:val="0000EE"/>
-            <w:u w:val="single"/>
-          </w:rPr>
-          <w:t>Ez 34.13</w:t>
-        </w:r>
-      </w:hyperlink>
+      <w:r>
+        <w:rPr>
+          <w:lang w:val="fr_FR" w:bidi="fr_FR"/>
+        </w:rPr>
+        <w:t>Ez 34.13</w:t>
+      </w:r>
       <w:r>
         <w:rPr>
           <w:lang w:val="fr_FR" w:bidi="fr_FR"/>
         </w:rPr>
         <w:t xml:space="preserve">, </w:t>
       </w:r>
-      <w:hyperlink r:id="rId17">
-        <w:r>
-          <w:rPr>
-            <w:lang w:val="fr_FR" w:bidi="fr_FR"/>
-          </w:rPr>
-          <w:rPr>
-            <w:color w:val="0000EE"/>
-            <w:u w:val="single"/>
-          </w:rPr>
-          <w:t>23–24</w:t>
-        </w:r>
-      </w:hyperlink>
+      <w:r>
+        <w:rPr>
+          <w:lang w:val="fr_FR" w:bidi="fr_FR"/>
+        </w:rPr>
+        <w:t>23–24</w:t>
+      </w:r>
       <w:r>
         <w:rPr>
           <w:lang w:val="fr_FR" w:bidi="fr_FR"/>
         </w:rPr>
         <w:t>), et à la nouvelle alliance promise par Jérémie (</w:t>
       </w:r>
-      <w:hyperlink r:id="rId18">
-        <w:r>
-          <w:rPr>
-            <w:lang w:val="fr_FR" w:bidi="fr_FR"/>
-          </w:rPr>
-          <w:rPr>
-            <w:color w:val="0000EE"/>
-            <w:u w:val="single"/>
-          </w:rPr>
-          <w:t>Jr 31.23</w:t>
-        </w:r>
-      </w:hyperlink>
+      <w:r>
+        <w:rPr>
+          <w:lang w:val="fr_FR" w:bidi="fr_FR"/>
+        </w:rPr>
+        <w:t>Jr 31.23</w:t>
+      </w:r>
       <w:r>
         <w:rPr>
           <w:lang w:val="fr_FR" w:bidi="fr_FR"/>
         </w:rPr>
         <w:t xml:space="preserve">, </w:t>
       </w:r>
-      <w:hyperlink r:id="rId19">
-        <w:r>
-          <w:rPr>
-            <w:lang w:val="fr_FR" w:bidi="fr_FR"/>
-          </w:rPr>
-          <w:rPr>
-            <w:color w:val="0000EE"/>
-            <w:u w:val="single"/>
-          </w:rPr>
-          <w:t>31–34</w:t>
-        </w:r>
-      </w:hyperlink>
+      <w:r>
+        <w:rPr>
+          <w:lang w:val="fr_FR" w:bidi="fr_FR"/>
+        </w:rPr>
+        <w:t>31–34</w:t>
+      </w:r>
       <w:r>
         <w:rPr>
           <w:lang w:val="fr_FR" w:bidi="fr_FR"/>
@@ -450,126 +408,84 @@
         </w:rPr>
         <w:t>Malachie présente une brève théologie de Dieu destinée à corriger la mauvaise compréhension du peuple de Juda au sujet de leur relation d'alliance avec l'Éternel. Malachie présente sa thèse — selon laquelle Dieu aime Israël (</w:t>
       </w:r>
-      <w:hyperlink r:id="rId13">
-        <w:r>
-          <w:rPr>
-            <w:lang w:val="fr_FR" w:bidi="fr_FR"/>
-          </w:rPr>
-          <w:rPr>
-            <w:color w:val="0000EE"/>
-            <w:u w:val="single"/>
-          </w:rPr>
-          <w:t>1.2</w:t>
-        </w:r>
-      </w:hyperlink>
+      <w:r>
+        <w:rPr>
+          <w:lang w:val="fr_FR" w:bidi="fr_FR"/>
+        </w:rPr>
+        <w:t>1.2</w:t>
+      </w:r>
       <w:r>
         <w:rPr>
           <w:lang w:val="fr_FR" w:bidi="fr_FR"/>
         </w:rPr>
         <w:t>) — dans son premier message (</w:t>
       </w:r>
-      <w:hyperlink r:id="rId20">
-        <w:r>
-          <w:rPr>
-            <w:lang w:val="fr_FR" w:bidi="fr_FR"/>
-          </w:rPr>
-          <w:rPr>
-            <w:color w:val="0000EE"/>
-            <w:u w:val="single"/>
-          </w:rPr>
-          <w:t>1.2–5</w:t>
-        </w:r>
-      </w:hyperlink>
+      <w:r>
+        <w:rPr>
+          <w:lang w:val="fr_FR" w:bidi="fr_FR"/>
+        </w:rPr>
+        <w:t>1.2–5</w:t>
+      </w:r>
       <w:r>
         <w:rPr>
           <w:lang w:val="fr_FR" w:bidi="fr_FR"/>
         </w:rPr>
         <w:t>). Le prophète débat ensuite sur cette thèse avec son auditoire dans les cinq paroles qui suivent. Le deuxième message (</w:t>
       </w:r>
-      <w:hyperlink r:id="rId21">
-        <w:r>
-          <w:rPr>
-            <w:lang w:val="fr_FR" w:bidi="fr_FR"/>
-          </w:rPr>
-          <w:rPr>
-            <w:color w:val="0000EE"/>
-            <w:u w:val="single"/>
-          </w:rPr>
-          <w:t>1.6–2.9</w:t>
-        </w:r>
-      </w:hyperlink>
+      <w:r>
+        <w:rPr>
+          <w:lang w:val="fr_FR" w:bidi="fr_FR"/>
+        </w:rPr>
+        <w:t>1.6–2.9</w:t>
+      </w:r>
       <w:r>
         <w:rPr>
           <w:lang w:val="fr_FR" w:bidi="fr_FR"/>
         </w:rPr>
         <w:t>), destiné spécifiquement aux sacrificateurs et aux Lévites servant dans le second temple, affirme que Dieu est l'Éternel et Père de tout Israël et mérite un culte authentique. Le troisième message (</w:t>
       </w:r>
-      <w:hyperlink r:id="rId22">
-        <w:r>
-          <w:rPr>
-            <w:lang w:val="fr_FR" w:bidi="fr_FR"/>
-          </w:rPr>
-          <w:rPr>
-            <w:color w:val="0000EE"/>
-            <w:u w:val="single"/>
-          </w:rPr>
-          <w:t>2.10–16</w:t>
-        </w:r>
-      </w:hyperlink>
+      <w:r>
+        <w:rPr>
+          <w:lang w:val="fr_FR" w:bidi="fr_FR"/>
+        </w:rPr>
+        <w:t>2.10–16</w:t>
+      </w:r>
       <w:r>
         <w:rPr>
           <w:lang w:val="fr_FR" w:bidi="fr_FR"/>
         </w:rPr>
         <w:t>) étend les implications de l'amour de Dieu aux relations humaines, en particulier au mariage. Le quatrième message (</w:t>
       </w:r>
-      <w:hyperlink r:id="rId23">
-        <w:r>
-          <w:rPr>
-            <w:lang w:val="fr_FR" w:bidi="fr_FR"/>
-          </w:rPr>
-          <w:rPr>
-            <w:color w:val="0000EE"/>
-            <w:u w:val="single"/>
-          </w:rPr>
-          <w:t>2.17–3.5</w:t>
-        </w:r>
-      </w:hyperlink>
+      <w:r>
+        <w:rPr>
+          <w:lang w:val="fr_FR" w:bidi="fr_FR"/>
+        </w:rPr>
+        <w:t>2.17–3.5</w:t>
+      </w:r>
       <w:r>
         <w:rPr>
           <w:lang w:val="fr_FR" w:bidi="fr_FR"/>
         </w:rPr>
         <w:t>) met en lumière la justice de Dieu, exhorte à l'honnêteté dans les paroles et les affaires, et à une juste préoccupation sociale. Le cinquième message (</w:t>
       </w:r>
-      <w:hyperlink r:id="rId24">
-        <w:r>
-          <w:rPr>
-            <w:lang w:val="fr_FR" w:bidi="fr_FR"/>
-          </w:rPr>
-          <w:rPr>
-            <w:color w:val="0000EE"/>
-            <w:u w:val="single"/>
-          </w:rPr>
-          <w:t>3.6–12</w:t>
-        </w:r>
-      </w:hyperlink>
+      <w:r>
+        <w:rPr>
+          <w:lang w:val="fr_FR" w:bidi="fr_FR"/>
+        </w:rPr>
+        <w:t>3.6–12</w:t>
+      </w:r>
       <w:r>
         <w:rPr>
           <w:lang w:val="fr_FR" w:bidi="fr_FR"/>
         </w:rPr>
         <w:t>) souligne le caractère fidèle de Dieu à sa parole et exhorte Israël à une fidélité similaire dans le culte, notamment au sujet des dîmes et des offrandes. Le dernier message (</w:t>
       </w:r>
-      <w:hyperlink r:id="rId25">
-        <w:r>
-          <w:rPr>
-            <w:lang w:val="fr_FR" w:bidi="fr_FR"/>
-          </w:rPr>
-          <w:rPr>
-            <w:color w:val="0000EE"/>
-            <w:u w:val="single"/>
-          </w:rPr>
-          <w:t>3.13–4.3</w:t>
-        </w:r>
-      </w:hyperlink>
+      <w:r>
+        <w:rPr>
+          <w:lang w:val="fr_FR" w:bidi="fr_FR"/>
+        </w:rPr>
+        <w:t>3.13–4.3</w:t>
+      </w:r>
       <w:r>
         <w:rPr>
           <w:lang w:val="fr_FR" w:bidi="fr_FR"/>
@@ -590,36 +506,24 @@
         </w:rPr>
         <w:t>Le cœur pastoral de Malachie apparaît clairement dans sa prédication : il commence et conclut par un message d'encouragement (</w:t>
       </w:r>
-      <w:hyperlink r:id="rId13">
-        <w:r>
-          <w:rPr>
-            <w:lang w:val="fr_FR" w:bidi="fr_FR"/>
-          </w:rPr>
-          <w:rPr>
-            <w:color w:val="0000EE"/>
-            <w:u w:val="single"/>
-          </w:rPr>
-          <w:t>1.2</w:t>
-        </w:r>
-      </w:hyperlink>
+      <w:r>
+        <w:rPr>
+          <w:lang w:val="fr_FR" w:bidi="fr_FR"/>
+        </w:rPr>
+        <w:t>1.2</w:t>
+      </w:r>
       <w:r>
         <w:rPr>
           <w:lang w:val="fr_FR" w:bidi="fr_FR"/>
         </w:rPr>
         <w:t xml:space="preserve"> ; </w:t>
       </w:r>
-      <w:hyperlink r:id="rId26">
-        <w:r>
-          <w:rPr>
-            <w:lang w:val="fr_FR" w:bidi="fr_FR"/>
-          </w:rPr>
-          <w:rPr>
-            <w:color w:val="0000EE"/>
-            <w:u w:val="single"/>
-          </w:rPr>
-          <w:t>4.2</w:t>
-        </w:r>
-      </w:hyperlink>
+      <w:r>
+        <w:rPr>
+          <w:lang w:val="fr_FR" w:bidi="fr_FR"/>
+        </w:rPr>
+        <w:t>4.2</w:t>
+      </w:r>
       <w:r>
         <w:rPr>
           <w:lang w:val="fr_FR" w:bidi="fr_FR"/>
@@ -651,18 +555,12 @@
         </w:rPr>
         <w:t xml:space="preserve">Le livre de Malachie ne livre pas d'informations sur son auteur, mais on suppose que c'est le prophète Malachie lui-même qui a écrit ses sermons, en raison de l'affirmation en </w:t>
       </w:r>
-      <w:hyperlink r:id="rId27">
-        <w:r>
-          <w:rPr>
-            <w:lang w:val="fr_FR" w:bidi="fr_FR"/>
-          </w:rPr>
-          <w:rPr>
-            <w:color w:val="0000EE"/>
-            <w:u w:val="single"/>
-          </w:rPr>
-          <w:t>1.1</w:t>
-        </w:r>
-      </w:hyperlink>
+      <w:r>
+        <w:rPr>
+          <w:lang w:val="fr_FR" w:bidi="fr_FR"/>
+        </w:rPr>
+        <w:t>1.1</w:t>
+      </w:r>
       <w:r>
         <w:rPr>
           <w:lang w:val="fr_FR" w:bidi="fr_FR"/>
@@ -681,18 +579,12 @@
         </w:rPr>
         <w:t xml:space="preserve"> ». Nous ne savons rien de Malachie en dehors de ce livre et la seule information biographique qui nous est donnée est que c'est un prophète (</w:t>
       </w:r>
-      <w:hyperlink r:id="rId27">
-        <w:r>
-          <w:rPr>
-            <w:lang w:val="fr_FR" w:bidi="fr_FR"/>
-          </w:rPr>
-          <w:rPr>
-            <w:color w:val="0000EE"/>
-            <w:u w:val="single"/>
-          </w:rPr>
-          <w:t>1.1</w:t>
-        </w:r>
-      </w:hyperlink>
+      <w:r>
+        <w:rPr>
+          <w:lang w:val="fr_FR" w:bidi="fr_FR"/>
+        </w:rPr>
+        <w:t>1.1</w:t>
+      </w:r>
       <w:r>
         <w:rPr>
           <w:lang w:val="fr_FR" w:bidi="fr_FR"/>
@@ -724,72 +616,48 @@
         </w:rPr>
         <w:t xml:space="preserve">Contrairement à de nombreux autres livres prophétiques, Malachie ne contient aucune formule de datation liant le message du prophète au règne d'un roi spécifique (voir par exemple, </w:t>
       </w:r>
-      <w:hyperlink r:id="rId28">
-        <w:r>
-          <w:rPr>
-            <w:lang w:val="fr_FR" w:bidi="fr_FR"/>
-          </w:rPr>
-          <w:rPr>
-            <w:color w:val="0000EE"/>
-            <w:u w:val="single"/>
-          </w:rPr>
-          <w:t>So 1.1</w:t>
-        </w:r>
-      </w:hyperlink>
+      <w:r>
+        <w:rPr>
+          <w:lang w:val="fr_FR" w:bidi="fr_FR"/>
+        </w:rPr>
+        <w:t>So 1.1</w:t>
+      </w:r>
       <w:r>
         <w:rPr>
           <w:lang w:val="fr_FR" w:bidi="fr_FR"/>
         </w:rPr>
         <w:t xml:space="preserve"> ; </w:t>
       </w:r>
-      <w:hyperlink r:id="rId29">
-        <w:r>
-          <w:rPr>
-            <w:lang w:val="fr_FR" w:bidi="fr_FR"/>
-          </w:rPr>
-          <w:rPr>
-            <w:color w:val="0000EE"/>
-            <w:u w:val="single"/>
-          </w:rPr>
-          <w:t>Ag 1.1</w:t>
-        </w:r>
-      </w:hyperlink>
+      <w:r>
+        <w:rPr>
+          <w:lang w:val="fr_FR" w:bidi="fr_FR"/>
+        </w:rPr>
+        <w:t>Ag 1.1</w:t>
+      </w:r>
       <w:r>
         <w:rPr>
           <w:lang w:val="fr_FR" w:bidi="fr_FR"/>
         </w:rPr>
         <w:t xml:space="preserve"> ; </w:t>
       </w:r>
-      <w:hyperlink r:id="rId30">
-        <w:r>
-          <w:rPr>
-            <w:lang w:val="fr_FR" w:bidi="fr_FR"/>
-          </w:rPr>
-          <w:rPr>
-            <w:color w:val="0000EE"/>
-            <w:u w:val="single"/>
-          </w:rPr>
-          <w:t>Za 1.1</w:t>
-        </w:r>
-      </w:hyperlink>
+      <w:r>
+        <w:rPr>
+          <w:lang w:val="fr_FR" w:bidi="fr_FR"/>
+        </w:rPr>
+        <w:t>Za 1.1</w:t>
+      </w:r>
       <w:r>
         <w:rPr>
           <w:lang w:val="fr_FR" w:bidi="fr_FR"/>
         </w:rPr>
         <w:t>). Le langage de Malachie est similaire à celui d'Aggée et de Zacharie ; il est probable que Malachie était un contemporain légèrement plus tardif de ces deux prophètes. Il est possible (bien qu'incertain) que la bataille entre les Perses et les Grecs à Marathon (vers 490 av. J.‑C.) ait suscité le message de Malachie : le prophète a peut-être interprété la lutte titanesque entre l'Orient et l'Occident comme un accomplissement partiel de la prédiction d'Aggée selon laquelle Dieu était sur le point « d'ébranler les cieux et la terre » et de « renverser les trônes royaux » (</w:t>
       </w:r>
-      <w:hyperlink r:id="rId31">
-        <w:r>
-          <w:rPr>
-            <w:lang w:val="fr_FR" w:bidi="fr_FR"/>
-          </w:rPr>
-          <w:rPr>
-            <w:color w:val="0000EE"/>
-            <w:u w:val="single"/>
-          </w:rPr>
-          <w:t>Ag 2.21–22</w:t>
-        </w:r>
-      </w:hyperlink>
+      <w:r>
+        <w:rPr>
+          <w:lang w:val="fr_FR" w:bidi="fr_FR"/>
+        </w:rPr>
+        <w:t>Ag 2.21–22</w:t>
+      </w:r>
       <w:r>
         <w:rPr>
           <w:lang w:val="fr_FR" w:bidi="fr_FR"/>
@@ -833,36 +701,24 @@
         </w:rPr>
         <w:t xml:space="preserve"> (voir aussi la méthode d'enseignement de Jésus en </w:t>
       </w:r>
-      <w:hyperlink r:id="rId32">
-        <w:r>
-          <w:rPr>
-            <w:lang w:val="fr_FR" w:bidi="fr_FR"/>
-          </w:rPr>
-          <w:rPr>
-            <w:color w:val="0000EE"/>
-            <w:u w:val="single"/>
-          </w:rPr>
-          <w:t>Mt 5.21–22</w:t>
-        </w:r>
-      </w:hyperlink>
+      <w:r>
+        <w:rPr>
+          <w:lang w:val="fr_FR" w:bidi="fr_FR"/>
+        </w:rPr>
+        <w:t>Mt 5.21–22</w:t>
+      </w:r>
       <w:r>
         <w:rPr>
           <w:lang w:val="fr_FR" w:bidi="fr_FR"/>
         </w:rPr>
         <w:t xml:space="preserve">, </w:t>
       </w:r>
-      <w:hyperlink r:id="rId33">
-        <w:r>
-          <w:rPr>
-            <w:lang w:val="fr_FR" w:bidi="fr_FR"/>
-          </w:rPr>
-          <w:rPr>
-            <w:color w:val="0000EE"/>
-            <w:u w:val="single"/>
-          </w:rPr>
-          <w:t>5.27–28</w:t>
-        </w:r>
-      </w:hyperlink>
+      <w:r>
+        <w:rPr>
+          <w:lang w:val="fr_FR" w:bidi="fr_FR"/>
+        </w:rPr>
+        <w:t>5.27–28</w:t>
+      </w:r>
       <w:r>
         <w:rPr>
           <w:lang w:val="fr_FR" w:bidi="fr_FR"/>
